--- a/Bieu_mau/Boi_thuong_nha_nuoc/Mau_39_BTNN_Template.docx
+++ b/Bieu_mau/Boi_thuong_nha_nuoc/Mau_39_BTNN_Template.docx
@@ -202,22 +202,7 @@
           <w:sz w:val="28"/>
           <w:szCs w:val="28"/>
         </w:rPr>
-        <w:t xml:space="preserve">Căn cứ khoản 2 Điều 69 Luật Trách nhiệm bồi thường của Nhà nước số 10/2017/QH14 (đã được sửa đổi, bổ sung bởi Luật số 15/2026/QH16);</w:t>
-      </w:r>
-    </w:p>
-    <w:p>
-      <w:pPr>
-        <w:jc w:val="both"/>
-        <w:ind w:firstLine="567"/>
-        <w:spacing w:after="120" w:line="276" w:lineRule="auto"/>
-      </w:pPr>
-      <w:r>
-        <w:rPr>
-          <w:i/>
-          <w:sz w:val="28"/>
-          <w:szCs w:val="28"/>
-        </w:rPr>
-        <w:t xml:space="preserve">Căn cứ văn bản thu hồi, hủy bỏ văn bản làm căn cứ yêu cầu bồi thường số ##SoVBThuHoiCanCu## ngày ##NgayVBThuHoiCanCu## của ##CoQuanBanHanhVBThuHoi##;</w:t>
+        <w:t xml:space="preserve">##CanCu##</w:t>
       </w:r>
     </w:p>
     <w:p>
@@ -245,7 +230,7 @@
           <w:sz w:val="28"/>
           <w:szCs w:val="28"/>
         </w:rPr>
-        <w:t xml:space="preserve">Điều 1. Đình chỉ việc xác định trách nhiệm hoàn trả trong vụ việc yêu cầu bồi thường của Ông/Bà ##TenNguoiBiThietHai## vì văn bản số ##SoKyHieuVanBanCanCu## ngày ##NgayBanHanhVanBanCanCu## của ##CoQuanBanHanhVanBanCanCu## không còn là văn bản làm căn cứ yêu cầu bồi thường.</w:t>
+        <w:t xml:space="preserve">Điều 1. Đình chỉ việc xác định trách nhiệm hoàn trả trong vụ việc yêu cầu bồi thường của ##TenNguoiBiThietHai## vì ##VanBanLamCanCuYCBT## không còn là văn bản làm căn cứ yêu cầu bồi thường.</w:t>
       </w:r>
     </w:p>
     <w:p>
@@ -305,25 +290,7 @@
                 <w:sz w:val="22"/>
                 <w:szCs w:val="22"/>
               </w:rPr>
-              <w:t xml:space="preserve">- ##TenNguoiThiHanhCongVu##;</w:t>
-            </w:r>
-          </w:p>
-          <w:p>
-            <w:r>
-              <w:rPr>
-                <w:sz w:val="22"/>
-                <w:szCs w:val="22"/>
-              </w:rPr>
-              <w:t xml:space="preserve">- ##TenCoQuanQuanLyNhaNuocBTNN##;</w:t>
-            </w:r>
-          </w:p>
-          <w:p>
-            <w:r>
-              <w:rPr>
-                <w:sz w:val="22"/>
-                <w:szCs w:val="22"/>
-              </w:rPr>
-              <w:t xml:space="preserve">- Lưu: VT, HSVV.</w:t>
+              <w:t xml:space="preserve">##NoiNhan##</w:t>
             </w:r>
           </w:p>
         </w:tc>
@@ -343,7 +310,7 @@
                 <w:sz w:val="28"/>
                 <w:szCs w:val="28"/>
               </w:rPr>
-              <w:t>##ChucVuNguoiDungDau##</w:t>
+              <w:t>##ChucVuNguoiKy##</w:t>
             </w:r>
           </w:p>
           <w:p>
@@ -356,7 +323,7 @@
                 <w:sz w:val="26"/>
                 <w:szCs w:val="26"/>
               </w:rPr>
-              <w:t>(Ký, ghi rõ họ tên, đóng dấu)</w:t>
+              <w:t>(Ký, ghi rõ họ tên và đóng dấu)</w:t>
             </w:r>
           </w:p>
           <w:p>

--- a/Bieu_mau/Boi_thuong_nha_nuoc/Mau_39_BTNN_Template.docx
+++ b/Bieu_mau/Boi_thuong_nha_nuoc/Mau_39_BTNN_Template.docx
@@ -227,10 +227,19 @@
       </w:pPr>
       <w:r>
         <w:rPr>
+          <w:b/>
+          <w:bCs/>
           <w:sz w:val="28"/>
           <w:szCs w:val="28"/>
         </w:rPr>
-        <w:t xml:space="preserve">Điều 1. Đình chỉ việc xác định trách nhiệm hoàn trả trong vụ việc yêu cầu bồi thường của ##TenNguoiBiThietHai## vì ##VanBanLamCanCuYCBT## không còn là văn bản làm căn cứ yêu cầu bồi thường.</w:t>
+        <w:t>Điều 1.</w:t>
+      </w:r>
+      <w:r>
+        <w:rPr>
+          <w:sz w:val="28"/>
+          <w:szCs w:val="28"/>
+        </w:rPr>
+        <w:t xml:space="preserve"> Đình chỉ việc xác định trách nhiệm hoàn trả trong vụ việc yêu cầu bồi thường của ##TenNguoiBiThietHai## vì ##VanBanLamCanCuYCBT## không còn là văn bản làm căn cứ yêu cầu bồi thường.</w:t>
       </w:r>
     </w:p>
     <w:p>
@@ -241,10 +250,19 @@
       </w:pPr>
       <w:r>
         <w:rPr>
+          <w:b/>
+          <w:bCs/>
           <w:sz w:val="28"/>
           <w:szCs w:val="28"/>
         </w:rPr>
-        <w:t xml:space="preserve">Điều 2. Quyết định này có hiệu lực kể từ ngày ký./.</w:t>
+        <w:t>Điều 2.</w:t>
+      </w:r>
+      <w:r>
+        <w:rPr>
+          <w:sz w:val="28"/>
+          <w:szCs w:val="28"/>
+        </w:rPr>
+        <w:t xml:space="preserve"> Quyết định này có hiệu lực kể từ ngày ký./.</w:t>
       </w:r>
     </w:p>
     <w:tbl>
